--- a/Files/06 - Yom Tov/19 - Purim/5783/Story Purim 5783/Story Purim 5783.docx
+++ b/Files/06 - Yom Tov/19 - Purim/5783/Story Purim 5783/Story Purim 5783.docx
@@ -922,7 +922,7 @@
           <w:rFonts w:ascii="Times New Roman" w:eastAsia="Times New Roman" w:hAnsi="Times New Roman" w:cs="Times New Roman"/>
           <w:rtl/>
         </w:rPr>
-        <w:t>חז"ל</w:t>
+        <w:t>חז״ל</w:t>
       </w:r>
       <w:r>
         <w:rPr>
@@ -948,7 +948,7 @@
           <w:rFonts w:ascii="Times New Roman" w:eastAsia="Times New Roman" w:hAnsi="Times New Roman" w:cs="Times New Roman"/>
           <w:rtl/>
         </w:rPr>
-        <w:t>"</w:t>
+        <w:t>״</w:t>
       </w:r>
       <w:r>
         <w:rPr>

--- a/Files/06 - Yom Tov/19 - Purim/5783/Story Purim 5783/Story Purim 5783.docx
+++ b/Files/06 - Yom Tov/19 - Purim/5783/Story Purim 5783/Story Purim 5783.docx
@@ -77,21 +77,7 @@
         <w:rPr>
           <w:rFonts w:ascii="Times New Roman" w:eastAsia="Times New Roman" w:hAnsi="Times New Roman" w:cs="Times New Roman"/>
         </w:rPr>
-        <w:t xml:space="preserve"> </w:t>
-      </w:r>
-      <w:proofErr w:type="spellStart"/>
-      <w:r>
-        <w:rPr>
-          <w:rFonts w:ascii="Times New Roman" w:eastAsia="Times New Roman" w:hAnsi="Times New Roman" w:cs="Times New Roman"/>
-        </w:rPr>
-        <w:t>Zilberstein</w:t>
-      </w:r>
-      <w:proofErr w:type="spellEnd"/>
-      <w:r>
-        <w:rPr>
-          <w:rFonts w:ascii="Times New Roman" w:eastAsia="Times New Roman" w:hAnsi="Times New Roman" w:cs="Times New Roman"/>
-        </w:rPr>
-        <w:t xml:space="preserve"> in his famous </w:t>
+        <w:t xml:space="preserve"> Zilberstein in his famous </w:t>
       </w:r>
       <w:r>
         <w:rPr>
@@ -192,21 +178,7 @@
         <w:rPr>
           <w:rFonts w:ascii="Times New Roman" w:eastAsia="Times New Roman" w:hAnsi="Times New Roman" w:cs="Times New Roman"/>
         </w:rPr>
-        <w:t xml:space="preserve"> Michael Dovid </w:t>
-      </w:r>
-      <w:proofErr w:type="spellStart"/>
-      <w:r>
-        <w:rPr>
-          <w:rFonts w:ascii="Times New Roman" w:eastAsia="Times New Roman" w:hAnsi="Times New Roman" w:cs="Times New Roman"/>
-        </w:rPr>
-        <w:t>Weissmandl</w:t>
-      </w:r>
-      <w:proofErr w:type="spellEnd"/>
-      <w:r>
-        <w:rPr>
-          <w:rFonts w:ascii="Times New Roman" w:eastAsia="Times New Roman" w:hAnsi="Times New Roman" w:cs="Times New Roman"/>
-        </w:rPr>
-        <w:t xml:space="preserve">, known as the </w:t>
+        <w:t xml:space="preserve"> Michael Dovid Weissmandl, known as the </w:t>
       </w:r>
       <w:r>
         <w:rPr>
@@ -269,21 +241,7 @@
         <w:rPr>
           <w:rFonts w:ascii="Times New Roman" w:eastAsia="Times New Roman" w:hAnsi="Times New Roman" w:cs="Times New Roman"/>
         </w:rPr>
-        <w:t xml:space="preserve"> </w:t>
-      </w:r>
-      <w:proofErr w:type="spellStart"/>
-      <w:r>
-        <w:rPr>
-          <w:rFonts w:ascii="Times New Roman" w:eastAsia="Times New Roman" w:hAnsi="Times New Roman" w:cs="Times New Roman"/>
-        </w:rPr>
-        <w:t>Weissmandl</w:t>
-      </w:r>
-      <w:proofErr w:type="spellEnd"/>
-      <w:r>
-        <w:rPr>
-          <w:rFonts w:ascii="Times New Roman" w:eastAsia="Times New Roman" w:hAnsi="Times New Roman" w:cs="Times New Roman"/>
-        </w:rPr>
-        <w:t xml:space="preserve"> approached R</w:t>
+        <w:t xml:space="preserve"> Weissmandl approached R</w:t>
       </w:r>
       <w:r>
         <w:rPr>
@@ -308,7 +266,238 @@
         <w:rPr>
           <w:rFonts w:ascii="Times New Roman" w:eastAsia="Times New Roman" w:hAnsi="Times New Roman" w:cs="Times New Roman"/>
         </w:rPr>
-        <w:t>?”</w:t>
+        <w:t>?” R</w:t>
+      </w:r>
+      <w:r>
+        <w:rPr>
+          <w:rFonts w:ascii="Times New Roman" w:eastAsia="Times New Roman" w:hAnsi="Times New Roman" w:cs="Times New Roman"/>
+        </w:rPr>
+        <w:t>’</w:t>
+      </w:r>
+      <w:r>
+        <w:rPr>
+          <w:rFonts w:ascii="Times New Roman" w:eastAsia="Times New Roman" w:hAnsi="Times New Roman" w:cs="Times New Roman"/>
+        </w:rPr>
+        <w:t xml:space="preserve"> Greenwald admitted, “I have no idea.” R</w:t>
+      </w:r>
+      <w:r>
+        <w:rPr>
+          <w:rFonts w:ascii="Times New Roman" w:eastAsia="Times New Roman" w:hAnsi="Times New Roman" w:cs="Times New Roman"/>
+        </w:rPr>
+        <w:t>’</w:t>
+      </w:r>
+      <w:r>
+        <w:rPr>
+          <w:rFonts w:ascii="Times New Roman" w:eastAsia="Times New Roman" w:hAnsi="Times New Roman" w:cs="Times New Roman"/>
+        </w:rPr>
+        <w:t xml:space="preserve"> Weissmandl responded, “There are 12,196 letters in the </w:t>
+      </w:r>
+      <w:r>
+        <w:rPr>
+          <w:rFonts w:ascii="Times New Roman" w:eastAsia="Times New Roman" w:hAnsi="Times New Roman" w:cs="Times New Roman" w:hint="cs"/>
+          <w:rtl/>
+        </w:rPr>
+        <w:t>מגילה</w:t>
+      </w:r>
+      <w:r>
+        <w:rPr>
+          <w:rFonts w:ascii="Times New Roman" w:eastAsia="Times New Roman" w:hAnsi="Times New Roman" w:cs="Times New Roman"/>
+        </w:rPr>
+        <w:t>.” R</w:t>
+      </w:r>
+      <w:r>
+        <w:rPr>
+          <w:rFonts w:ascii="Times New Roman" w:eastAsia="Times New Roman" w:hAnsi="Times New Roman" w:cs="Times New Roman"/>
+        </w:rPr>
+        <w:t>’</w:t>
+      </w:r>
+      <w:r>
+        <w:rPr>
+          <w:rFonts w:ascii="Times New Roman" w:eastAsia="Times New Roman" w:hAnsi="Times New Roman" w:cs="Times New Roman"/>
+        </w:rPr>
+        <w:t xml:space="preserve"> Greenwald asked, “So what do you do with that information?” R</w:t>
+      </w:r>
+      <w:r>
+        <w:rPr>
+          <w:rFonts w:ascii="Times New Roman" w:eastAsia="Times New Roman" w:hAnsi="Times New Roman" w:cs="Times New Roman"/>
+        </w:rPr>
+        <w:t>’</w:t>
+      </w:r>
+      <w:r>
+        <w:rPr>
+          <w:rFonts w:ascii="Times New Roman" w:eastAsia="Times New Roman" w:hAnsi="Times New Roman" w:cs="Times New Roman"/>
+        </w:rPr>
+        <w:t xml:space="preserve"> Weissmandl said, “Bring me a </w:t>
+      </w:r>
+      <w:r>
+        <w:rPr>
+          <w:rFonts w:ascii="Times New Roman" w:eastAsia="Times New Roman" w:hAnsi="Times New Roman" w:cs="Times New Roman" w:hint="cs"/>
+          <w:rtl/>
+        </w:rPr>
+        <w:t>חומש</w:t>
+      </w:r>
+      <w:r>
+        <w:rPr>
+          <w:rFonts w:ascii="Times New Roman" w:eastAsia="Times New Roman" w:hAnsi="Times New Roman" w:cs="Times New Roman"/>
+        </w:rPr>
+        <w:t xml:space="preserve">. Let me show you something. Start counting from the first </w:t>
+      </w:r>
+      <w:r>
+        <w:rPr>
+          <w:rFonts w:ascii="Times New Roman" w:eastAsia="Times New Roman" w:hAnsi="Times New Roman" w:cs="Times New Roman" w:hint="cs"/>
+          <w:rtl/>
+        </w:rPr>
+        <w:t>א</w:t>
+      </w:r>
+      <w:r>
+        <w:rPr>
+          <w:rFonts w:ascii="Times New Roman" w:eastAsia="Times New Roman" w:hAnsi="Times New Roman" w:cs="Times New Roman"/>
+        </w:rPr>
+        <w:t xml:space="preserve"> in the </w:t>
+      </w:r>
+      <w:r>
+        <w:rPr>
+          <w:rFonts w:ascii="Times New Roman" w:eastAsia="Times New Roman" w:hAnsi="Times New Roman" w:cs="Times New Roman" w:hint="cs"/>
+          <w:rtl/>
+        </w:rPr>
+        <w:t>תורה</w:t>
+      </w:r>
+      <w:r>
+        <w:rPr>
+          <w:rFonts w:ascii="Times New Roman" w:eastAsia="Times New Roman" w:hAnsi="Times New Roman" w:cs="Times New Roman"/>
+        </w:rPr>
+        <w:t xml:space="preserve">, which appears in </w:t>
+      </w:r>
+      <w:r>
+        <w:rPr>
+          <w:rFonts w:ascii="Times New Roman" w:eastAsia="Times New Roman" w:hAnsi="Times New Roman" w:cs="Times New Roman" w:hint="cs"/>
+          <w:rtl/>
+        </w:rPr>
+        <w:t>בְּרֵאשִׁית</w:t>
+      </w:r>
+      <w:r>
+        <w:rPr>
+          <w:rFonts w:ascii="Times New Roman" w:eastAsia="Times New Roman" w:hAnsi="Times New Roman" w:cs="Times New Roman"/>
+        </w:rPr>
+        <w:t>. Count 12,196 letters forward. What letter do you land on?</w:t>
+      </w:r>
+      <w:r>
+        <w:rPr>
+          <w:rFonts w:ascii="Times New Roman" w:eastAsia="Times New Roman" w:hAnsi="Times New Roman" w:cs="Times New Roman"/>
+        </w:rPr>
+        <w:t xml:space="preserve"> </w:t>
+      </w:r>
+      <w:r>
+        <w:rPr>
+          <w:rFonts w:ascii="Times New Roman" w:eastAsia="Times New Roman" w:hAnsi="Times New Roman" w:cs="Times New Roman"/>
+        </w:rPr>
+        <w:t>It</w:t>
+      </w:r>
+      <w:r>
+        <w:rPr>
+          <w:rFonts w:ascii="Times New Roman" w:eastAsia="Times New Roman" w:hAnsi="Times New Roman" w:cs="Times New Roman"/>
+        </w:rPr>
+        <w:t xml:space="preserve"> will be a </w:t>
+      </w:r>
+      <w:r>
+        <w:rPr>
+          <w:rFonts w:ascii="Times New Roman" w:eastAsia="Times New Roman" w:hAnsi="Times New Roman" w:cs="Times New Roman"/>
+          <w:rtl/>
+        </w:rPr>
+        <w:t>ס</w:t>
+      </w:r>
+      <w:r>
+        <w:rPr>
+          <w:rFonts w:ascii="Times New Roman" w:eastAsia="Times New Roman" w:hAnsi="Times New Roman" w:cs="Times New Roman"/>
+        </w:rPr>
+        <w:t xml:space="preserve">. </w:t>
+      </w:r>
+      <w:r>
+        <w:rPr>
+          <w:rFonts w:ascii="Times New Roman" w:eastAsia="Times New Roman" w:hAnsi="Times New Roman" w:cs="Times New Roman"/>
+        </w:rPr>
+        <w:t>C</w:t>
+      </w:r>
+      <w:r>
+        <w:rPr>
+          <w:rFonts w:ascii="Times New Roman" w:eastAsia="Times New Roman" w:hAnsi="Times New Roman" w:cs="Times New Roman"/>
+        </w:rPr>
+        <w:t>ount</w:t>
+      </w:r>
+      <w:r>
+        <w:rPr>
+          <w:rFonts w:ascii="Times New Roman" w:eastAsia="Times New Roman" w:hAnsi="Times New Roman" w:cs="Times New Roman"/>
+        </w:rPr>
+        <w:t xml:space="preserve"> </w:t>
+      </w:r>
+      <w:r>
+        <w:rPr>
+          <w:rFonts w:ascii="Times New Roman" w:eastAsia="Times New Roman" w:hAnsi="Times New Roman" w:cs="Times New Roman"/>
+        </w:rPr>
+        <w:t>another 12,196 letters, and you</w:t>
+      </w:r>
+      <w:r>
+        <w:rPr>
+          <w:rFonts w:ascii="Times New Roman" w:eastAsia="Times New Roman" w:hAnsi="Times New Roman" w:cs="Times New Roman"/>
+        </w:rPr>
+        <w:t>’</w:t>
+      </w:r>
+      <w:r>
+        <w:rPr>
+          <w:rFonts w:ascii="Times New Roman" w:eastAsia="Times New Roman" w:hAnsi="Times New Roman" w:cs="Times New Roman"/>
+        </w:rPr>
+        <w:t xml:space="preserve">ll get a </w:t>
+      </w:r>
+      <w:r>
+        <w:rPr>
+          <w:rFonts w:ascii="Times New Roman" w:eastAsia="Times New Roman" w:hAnsi="Times New Roman" w:cs="Times New Roman"/>
+          <w:rtl/>
+        </w:rPr>
+        <w:t>ת</w:t>
+      </w:r>
+      <w:r>
+        <w:rPr>
+          <w:rFonts w:ascii="Times New Roman" w:eastAsia="Times New Roman" w:hAnsi="Times New Roman" w:cs="Times New Roman"/>
+        </w:rPr>
+        <w:t xml:space="preserve">. Count another 12,196, you get a </w:t>
+      </w:r>
+      <w:r>
+        <w:rPr>
+          <w:rFonts w:ascii="Times New Roman" w:eastAsia="Times New Roman" w:hAnsi="Times New Roman" w:cs="Times New Roman"/>
+          <w:rtl/>
+        </w:rPr>
+        <w:t>ר</w:t>
+      </w:r>
+      <w:r>
+        <w:rPr>
+          <w:rFonts w:ascii="Times New Roman" w:eastAsia="Times New Roman" w:hAnsi="Times New Roman" w:cs="Times New Roman"/>
+        </w:rPr>
+        <w:t>. That</w:t>
+      </w:r>
+      <w:r>
+        <w:rPr>
+          <w:rFonts w:ascii="Times New Roman" w:eastAsia="Times New Roman" w:hAnsi="Times New Roman" w:cs="Times New Roman"/>
+        </w:rPr>
+        <w:t>’</w:t>
+      </w:r>
+      <w:r>
+        <w:rPr>
+          <w:rFonts w:ascii="Times New Roman" w:eastAsia="Times New Roman" w:hAnsi="Times New Roman" w:cs="Times New Roman"/>
+        </w:rPr>
+        <w:t xml:space="preserve">s the name of </w:t>
+      </w:r>
+      <w:r>
+        <w:rPr>
+          <w:rFonts w:ascii="Times New Roman" w:eastAsia="Times New Roman" w:hAnsi="Times New Roman" w:cs="Times New Roman"/>
+          <w:rtl/>
+        </w:rPr>
+        <w:t>אסתר</w:t>
+      </w:r>
+      <w:r>
+        <w:rPr>
+          <w:rFonts w:ascii="Times New Roman" w:eastAsia="Times New Roman" w:hAnsi="Times New Roman" w:cs="Times New Roman"/>
+        </w:rPr>
+        <w:t>.”</w:t>
       </w:r>
       <w:r>
         <w:rPr>
@@ -332,13 +521,64 @@
         <w:rPr>
           <w:rFonts w:ascii="Times New Roman" w:eastAsia="Times New Roman" w:hAnsi="Times New Roman" w:cs="Times New Roman"/>
         </w:rPr>
-        <w:t xml:space="preserve"> Greenwald admitted, “I have no idea.”</w:t>
-      </w:r>
-      <w:r>
-        <w:rPr>
-          <w:rFonts w:ascii="Times New Roman" w:eastAsia="Times New Roman" w:hAnsi="Times New Roman" w:cs="Times New Roman"/>
-        </w:rPr>
-        <w:t xml:space="preserve"> </w:t>
+        <w:t xml:space="preserve"> Greenwald was amazed. Jokingly, he asked, “And what about </w:t>
+      </w:r>
+      <w:r>
+        <w:rPr>
+          <w:rFonts w:ascii="Times New Roman" w:eastAsia="Times New Roman" w:hAnsi="Times New Roman" w:cs="Times New Roman" w:hint="cs"/>
+          <w:rtl/>
+        </w:rPr>
+        <w:t>מרדכי</w:t>
+      </w:r>
+      <w:r>
+        <w:rPr>
+          <w:rFonts w:ascii="Times New Roman" w:eastAsia="Times New Roman" w:hAnsi="Times New Roman" w:cs="Times New Roman"/>
+        </w:rPr>
+        <w:t xml:space="preserve">? We found </w:t>
+      </w:r>
+      <w:r>
+        <w:rPr>
+          <w:rFonts w:ascii="Times New Roman" w:eastAsia="Times New Roman" w:hAnsi="Times New Roman" w:cs="Times New Roman" w:hint="cs"/>
+          <w:rtl/>
+        </w:rPr>
+        <w:t>אסתר</w:t>
+      </w:r>
+      <w:r>
+        <w:rPr>
+          <w:rFonts w:ascii="Times New Roman" w:eastAsia="Times New Roman" w:hAnsi="Times New Roman" w:cs="Times New Roman"/>
+        </w:rPr>
+        <w:t xml:space="preserve"> - where is </w:t>
+      </w:r>
+      <w:r>
+        <w:rPr>
+          <w:rFonts w:ascii="Times New Roman" w:eastAsia="Times New Roman" w:hAnsi="Times New Roman" w:cs="Times New Roman" w:hint="cs"/>
+          <w:rtl/>
+        </w:rPr>
+        <w:t>מרדכי</w:t>
+      </w:r>
+      <w:r>
+        <w:rPr>
+          <w:rFonts w:ascii="Times New Roman" w:eastAsia="Times New Roman" w:hAnsi="Times New Roman" w:cs="Times New Roman"/>
+        </w:rPr>
+        <w:t>?” R</w:t>
+      </w:r>
+      <w:r>
+        <w:rPr>
+          <w:rFonts w:ascii="Times New Roman" w:eastAsia="Times New Roman" w:hAnsi="Times New Roman" w:cs="Times New Roman"/>
+        </w:rPr>
+        <w:t>’</w:t>
+      </w:r>
+      <w:r>
+        <w:rPr>
+          <w:rFonts w:ascii="Times New Roman" w:eastAsia="Times New Roman" w:hAnsi="Times New Roman" w:cs="Times New Roman"/>
+        </w:rPr>
+        <w:t xml:space="preserve"> Weissmandl smiled and said, “Check with me next year.”</w:t>
+      </w:r>
+      <w:r>
+        <w:rPr>
+          <w:rFonts w:ascii="Times New Roman" w:eastAsia="Times New Roman" w:hAnsi="Times New Roman" w:cs="Times New Roman"/>
+        </w:rPr>
+        <w:t xml:space="preserve"> The following year, </w:t>
       </w:r>
       <w:r>
         <w:rPr>
@@ -356,40 +596,19 @@
         <w:rPr>
           <w:rFonts w:ascii="Times New Roman" w:eastAsia="Times New Roman" w:hAnsi="Times New Roman" w:cs="Times New Roman"/>
         </w:rPr>
-        <w:t xml:space="preserve"> </w:t>
-      </w:r>
-      <w:proofErr w:type="spellStart"/>
-      <w:r>
-        <w:rPr>
-          <w:rFonts w:ascii="Times New Roman" w:eastAsia="Times New Roman" w:hAnsi="Times New Roman" w:cs="Times New Roman"/>
-        </w:rPr>
-        <w:t>Weissmandl</w:t>
-      </w:r>
-      <w:proofErr w:type="spellEnd"/>
-      <w:r>
-        <w:rPr>
-          <w:rFonts w:ascii="Times New Roman" w:eastAsia="Times New Roman" w:hAnsi="Times New Roman" w:cs="Times New Roman"/>
-        </w:rPr>
-        <w:t xml:space="preserve"> responded, “There are 12,196 letters in the </w:t>
-      </w:r>
-      <w:r>
-        <w:rPr>
-          <w:rFonts w:ascii="Times New Roman" w:eastAsia="Times New Roman" w:hAnsi="Times New Roman" w:cs="Times New Roman" w:hint="cs"/>
-          <w:rtl/>
-        </w:rPr>
-        <w:t>מגילה</w:t>
-      </w:r>
-      <w:r>
-        <w:rPr>
-          <w:rFonts w:ascii="Times New Roman" w:eastAsia="Times New Roman" w:hAnsi="Times New Roman" w:cs="Times New Roman"/>
-        </w:rPr>
-        <w:t>.”</w:t>
-      </w:r>
-      <w:r>
-        <w:rPr>
-          <w:rFonts w:ascii="Times New Roman" w:eastAsia="Times New Roman" w:hAnsi="Times New Roman" w:cs="Times New Roman"/>
-        </w:rPr>
-        <w:t xml:space="preserve"> </w:t>
+        <w:t xml:space="preserve"> Greenwald</w:t>
+      </w:r>
+      <w:r>
+        <w:rPr>
+          <w:rFonts w:ascii="Times New Roman" w:eastAsia="Times New Roman" w:hAnsi="Times New Roman" w:cs="Times New Roman"/>
+        </w:rPr>
+        <w:t xml:space="preserve"> </w:t>
+      </w:r>
+      <w:r>
+        <w:rPr>
+          <w:rFonts w:ascii="Times New Roman" w:eastAsia="Times New Roman" w:hAnsi="Times New Roman" w:cs="Times New Roman"/>
+        </w:rPr>
+        <w:t xml:space="preserve">came to </w:t>
       </w:r>
       <w:r>
         <w:rPr>
@@ -407,7 +626,44 @@
         <w:rPr>
           <w:rFonts w:ascii="Times New Roman" w:eastAsia="Times New Roman" w:hAnsi="Times New Roman" w:cs="Times New Roman"/>
         </w:rPr>
-        <w:t xml:space="preserve"> Greenwald asked, “So what do you do with that information?”</w:t>
+        <w:t xml:space="preserve"> Weissmandl and </w:t>
+      </w:r>
+      <w:r>
+        <w:rPr>
+          <w:rFonts w:ascii="Times New Roman" w:eastAsia="Times New Roman" w:hAnsi="Times New Roman" w:cs="Times New Roman"/>
+        </w:rPr>
+        <w:t xml:space="preserve">greeted him with, </w:t>
+      </w:r>
+      <w:r>
+        <w:rPr>
+          <w:rFonts w:ascii="Times New Roman" w:eastAsia="Times New Roman" w:hAnsi="Times New Roman" w:cs="Times New Roman"/>
+        </w:rPr>
+        <w:t>“W</w:t>
+      </w:r>
+      <w:r>
+        <w:rPr>
+          <w:rFonts w:ascii="Times New Roman" w:eastAsia="Times New Roman" w:hAnsi="Times New Roman" w:cs="Times New Roman"/>
+        </w:rPr>
+        <w:t xml:space="preserve">here is </w:t>
+      </w:r>
+      <w:r>
+        <w:rPr>
+          <w:rFonts w:ascii="Times New Roman" w:eastAsia="Times New Roman" w:hAnsi="Times New Roman" w:cs="Times New Roman"/>
+          <w:rtl/>
+        </w:rPr>
+        <w:t>מרדכי</w:t>
+      </w:r>
+      <w:r>
+        <w:rPr>
+          <w:rFonts w:ascii="Times New Roman" w:eastAsia="Times New Roman" w:hAnsi="Times New Roman" w:cs="Times New Roman"/>
+        </w:rPr>
+        <w:t>?</w:t>
+      </w:r>
+      <w:r>
+        <w:rPr>
+          <w:rFonts w:ascii="Times New Roman" w:eastAsia="Times New Roman" w:hAnsi="Times New Roman" w:cs="Times New Roman"/>
+        </w:rPr>
+        <w:t>”</w:t>
       </w:r>
       <w:r>
         <w:rPr>
@@ -431,41 +687,222 @@
         <w:rPr>
           <w:rFonts w:ascii="Times New Roman" w:eastAsia="Times New Roman" w:hAnsi="Times New Roman" w:cs="Times New Roman"/>
         </w:rPr>
-        <w:t xml:space="preserve"> </w:t>
-      </w:r>
-      <w:proofErr w:type="spellStart"/>
-      <w:r>
-        <w:rPr>
-          <w:rFonts w:ascii="Times New Roman" w:eastAsia="Times New Roman" w:hAnsi="Times New Roman" w:cs="Times New Roman"/>
-        </w:rPr>
-        <w:t>Weissmandl</w:t>
-      </w:r>
-      <w:proofErr w:type="spellEnd"/>
-      <w:r>
-        <w:rPr>
-          <w:rFonts w:ascii="Times New Roman" w:eastAsia="Times New Roman" w:hAnsi="Times New Roman" w:cs="Times New Roman"/>
-        </w:rPr>
-        <w:t xml:space="preserve"> said, “Bring me a </w:t>
-      </w:r>
-      <w:r>
-        <w:rPr>
-          <w:rFonts w:ascii="Times New Roman" w:eastAsia="Times New Roman" w:hAnsi="Times New Roman" w:cs="Times New Roman" w:hint="cs"/>
-          <w:rtl/>
-        </w:rPr>
-        <w:t>חומש</w:t>
-      </w:r>
-      <w:r>
-        <w:rPr>
-          <w:rFonts w:ascii="Times New Roman" w:eastAsia="Times New Roman" w:hAnsi="Times New Roman" w:cs="Times New Roman"/>
-        </w:rPr>
-        <w:t xml:space="preserve">. Let me show you something. Start counting from the first </w:t>
-      </w:r>
-      <w:r>
-        <w:rPr>
-          <w:rFonts w:ascii="Times New Roman" w:eastAsia="Times New Roman" w:hAnsi="Times New Roman" w:cs="Times New Roman" w:hint="cs"/>
-          <w:rtl/>
-        </w:rPr>
-        <w:t>א</w:t>
+        <w:t xml:space="preserve"> Weissmandl</w:t>
+      </w:r>
+      <w:r>
+        <w:rPr>
+          <w:rFonts w:ascii="Times New Roman" w:eastAsia="Times New Roman" w:hAnsi="Times New Roman" w:cs="Times New Roman"/>
+        </w:rPr>
+        <w:t xml:space="preserve"> </w:t>
+      </w:r>
+      <w:r>
+        <w:rPr>
+          <w:rFonts w:ascii="Times New Roman" w:eastAsia="Times New Roman" w:hAnsi="Times New Roman" w:cs="Times New Roman"/>
+        </w:rPr>
+        <w:t>said</w:t>
+      </w:r>
+      <w:r>
+        <w:rPr>
+          <w:rFonts w:ascii="Times New Roman" w:eastAsia="Times New Roman" w:hAnsi="Times New Roman" w:cs="Times New Roman"/>
+        </w:rPr>
+        <w:t xml:space="preserve">, </w:t>
+      </w:r>
+      <w:r>
+        <w:rPr>
+          <w:rFonts w:ascii="Times New Roman" w:eastAsia="Times New Roman" w:hAnsi="Times New Roman" w:cs="Times New Roman"/>
+        </w:rPr>
+        <w:t>“</w:t>
+      </w:r>
+      <w:r>
+        <w:rPr>
+          <w:rFonts w:ascii="Times New Roman" w:eastAsia="Times New Roman" w:hAnsi="Times New Roman" w:cs="Times New Roman"/>
+        </w:rPr>
+        <w:t xml:space="preserve">I found the </w:t>
+      </w:r>
+      <w:r>
+        <w:rPr>
+          <w:rFonts w:ascii="Times New Roman" w:eastAsia="Times New Roman" w:hAnsi="Times New Roman" w:cs="Times New Roman"/>
+          <w:rtl/>
+        </w:rPr>
+        <w:t>רמז</w:t>
+      </w:r>
+      <w:r>
+        <w:rPr>
+          <w:rFonts w:ascii="Times New Roman" w:eastAsia="Times New Roman" w:hAnsi="Times New Roman" w:cs="Times New Roman"/>
+        </w:rPr>
+        <w:t xml:space="preserve"> from </w:t>
+      </w:r>
+      <w:r>
+        <w:rPr>
+          <w:rFonts w:ascii="Times New Roman" w:eastAsia="Times New Roman" w:hAnsi="Times New Roman" w:cs="Times New Roman"/>
+          <w:rtl/>
+        </w:rPr>
+        <w:t>מרדכי</w:t>
+      </w:r>
+      <w:r>
+        <w:rPr>
+          <w:rFonts w:ascii="Times New Roman" w:eastAsia="Times New Roman" w:hAnsi="Times New Roman" w:cs="Times New Roman"/>
+        </w:rPr>
+        <w:t xml:space="preserve"> as well. </w:t>
+      </w:r>
+      <w:r>
+        <w:rPr>
+          <w:rFonts w:ascii="Times New Roman" w:eastAsia="Times New Roman" w:hAnsi="Times New Roman" w:cs="Times New Roman"/>
+          <w:rtl/>
+        </w:rPr>
+        <w:t>חז"ל</w:t>
+      </w:r>
+      <w:r>
+        <w:rPr>
+          <w:rFonts w:ascii="Times New Roman" w:eastAsia="Times New Roman" w:hAnsi="Times New Roman" w:cs="Times New Roman"/>
+        </w:rPr>
+        <w:t xml:space="preserve"> say in</w:t>
+      </w:r>
+      <w:r>
+        <w:rPr>
+          <w:rFonts w:ascii="Times New Roman" w:eastAsia="Times New Roman" w:hAnsi="Times New Roman" w:cs="Times New Roman"/>
+        </w:rPr>
+        <w:t xml:space="preserve"> (</w:t>
+      </w:r>
+      <w:r>
+        <w:rPr>
+          <w:rFonts w:ascii="Times New Roman" w:eastAsia="Times New Roman" w:hAnsi="Times New Roman" w:cs="Times New Roman" w:hint="cs"/>
+          <w:rtl/>
+        </w:rPr>
+        <w:t>קל</w:t>
+      </w:r>
+      <w:r>
+        <w:rPr>
+          <w:rFonts w:ascii="Times New Roman" w:eastAsia="Times New Roman" w:hAnsi="Times New Roman" w:cs="Times New Roman"/>
+          <w:rtl/>
+        </w:rPr>
+        <w:t>"</w:t>
+      </w:r>
+      <w:r>
+        <w:rPr>
+          <w:rFonts w:ascii="Times New Roman" w:eastAsia="Times New Roman" w:hAnsi="Times New Roman" w:cs="Times New Roman" w:hint="cs"/>
+          <w:rtl/>
+        </w:rPr>
+        <w:t>ט</w:t>
+      </w:r>
+      <w:r>
+        <w:rPr>
+          <w:rFonts w:ascii="Times New Roman" w:eastAsia="Times New Roman" w:hAnsi="Times New Roman" w:cs="Times New Roman"/>
+        </w:rPr>
+        <w:t xml:space="preserve"> </w:t>
+      </w:r>
+      <w:r>
+        <w:rPr>
+          <w:rFonts w:ascii="Times New Roman" w:eastAsia="Times New Roman" w:hAnsi="Times New Roman" w:cs="Times New Roman"/>
+          <w:rtl/>
+        </w:rPr>
+        <w:t>דף</w:t>
+      </w:r>
+      <w:r>
+        <w:rPr>
+          <w:rFonts w:ascii="Times New Roman" w:eastAsia="Times New Roman" w:hAnsi="Times New Roman" w:cs="Times New Roman"/>
+        </w:rPr>
+        <w:t>)</w:t>
+      </w:r>
+      <w:r>
+        <w:rPr>
+          <w:rFonts w:ascii="Times New Roman" w:eastAsia="Times New Roman" w:hAnsi="Times New Roman" w:cs="Times New Roman"/>
+        </w:rPr>
+        <w:t xml:space="preserve"> </w:t>
+      </w:r>
+      <w:r>
+        <w:rPr>
+          <w:rFonts w:ascii="Times New Roman" w:eastAsia="Times New Roman" w:hAnsi="Times New Roman" w:cs="Times New Roman"/>
+          <w:rtl/>
+        </w:rPr>
+        <w:t>חולין</w:t>
+      </w:r>
+      <w:r>
+        <w:rPr>
+          <w:rFonts w:ascii="Times New Roman" w:eastAsia="Times New Roman" w:hAnsi="Times New Roman" w:cs="Times New Roman"/>
+        </w:rPr>
+        <w:t xml:space="preserve"> </w:t>
+      </w:r>
+      <w:r>
+        <w:rPr>
+          <w:rFonts w:ascii="Times New Roman" w:eastAsia="Times New Roman" w:hAnsi="Times New Roman" w:cs="Times New Roman"/>
+          <w:rtl/>
+        </w:rPr>
+        <w:t>מסכת</w:t>
+      </w:r>
+      <w:r>
+        <w:rPr>
+          <w:rFonts w:ascii="Times New Roman" w:eastAsia="Times New Roman" w:hAnsi="Times New Roman" w:cs="Times New Roman"/>
+        </w:rPr>
+        <w:t xml:space="preserve">, </w:t>
+      </w:r>
+      <w:r>
+        <w:rPr>
+          <w:rFonts w:ascii="Times New Roman" w:eastAsia="Times New Roman" w:hAnsi="Times New Roman" w:cs="Times New Roman" w:hint="cs"/>
+          <w:rtl/>
+        </w:rPr>
+        <w:t>מרדכי</w:t>
+      </w:r>
+      <w:r>
+        <w:rPr>
+          <w:rFonts w:ascii="Times New Roman" w:eastAsia="Times New Roman" w:hAnsi="Times New Roman" w:cs="Times New Roman"/>
+          <w:rtl/>
+        </w:rPr>
+        <w:t xml:space="preserve"> </w:t>
+      </w:r>
+      <w:r>
+        <w:rPr>
+          <w:rFonts w:ascii="Times New Roman" w:eastAsia="Times New Roman" w:hAnsi="Times New Roman" w:cs="Times New Roman" w:hint="cs"/>
+          <w:rtl/>
+        </w:rPr>
+        <w:t>מן</w:t>
+      </w:r>
+      <w:r>
+        <w:rPr>
+          <w:rFonts w:ascii="Times New Roman" w:eastAsia="Times New Roman" w:hAnsi="Times New Roman" w:cs="Times New Roman"/>
+          <w:rtl/>
+        </w:rPr>
+        <w:t xml:space="preserve"> </w:t>
+      </w:r>
+      <w:r>
+        <w:rPr>
+          <w:rFonts w:ascii="Times New Roman" w:eastAsia="Times New Roman" w:hAnsi="Times New Roman" w:cs="Times New Roman" w:hint="cs"/>
+          <w:rtl/>
+        </w:rPr>
+        <w:t>התורה</w:t>
+      </w:r>
+      <w:r>
+        <w:rPr>
+          <w:rFonts w:ascii="Times New Roman" w:eastAsia="Times New Roman" w:hAnsi="Times New Roman" w:cs="Times New Roman"/>
+          <w:rtl/>
+        </w:rPr>
+        <w:t xml:space="preserve"> </w:t>
+      </w:r>
+      <w:r>
+        <w:rPr>
+          <w:rFonts w:ascii="Times New Roman" w:eastAsia="Times New Roman" w:hAnsi="Times New Roman" w:cs="Times New Roman" w:hint="cs"/>
+          <w:rtl/>
+        </w:rPr>
+        <w:t>מנין</w:t>
+      </w:r>
+      <w:r>
+        <w:rPr>
+          <w:rFonts w:ascii="Times New Roman" w:eastAsia="Times New Roman" w:hAnsi="Times New Roman" w:cs="Times New Roman"/>
+        </w:rPr>
+        <w:t>? -</w:t>
+      </w:r>
+      <w:r>
+        <w:rPr>
+          <w:rFonts w:ascii="Times New Roman" w:eastAsia="Times New Roman" w:hAnsi="Times New Roman" w:cs="Times New Roman"/>
+        </w:rPr>
+        <w:t xml:space="preserve"> Where can we find </w:t>
+      </w:r>
+      <w:r>
+        <w:rPr>
+          <w:rFonts w:ascii="Times New Roman" w:eastAsia="Times New Roman" w:hAnsi="Times New Roman" w:cs="Times New Roman"/>
+          <w:rtl/>
+        </w:rPr>
+        <w:t>מרדכי</w:t>
       </w:r>
       <w:r>
         <w:rPr>
@@ -475,7 +912,7 @@
       </w:r>
       <w:r>
         <w:rPr>
-          <w:rFonts w:ascii="Times New Roman" w:eastAsia="Times New Roman" w:hAnsi="Times New Roman" w:cs="Times New Roman" w:hint="cs"/>
+          <w:rFonts w:ascii="Times New Roman" w:eastAsia="Times New Roman" w:hAnsi="Times New Roman" w:cs="Times New Roman"/>
           <w:rtl/>
         </w:rPr>
         <w:t>תורה</w:t>
@@ -484,615 +921,6 @@
         <w:rPr>
           <w:rFonts w:ascii="Times New Roman" w:eastAsia="Times New Roman" w:hAnsi="Times New Roman" w:cs="Times New Roman"/>
         </w:rPr>
-        <w:t xml:space="preserve">, which appears in </w:t>
-      </w:r>
-      <w:r>
-        <w:rPr>
-          <w:rFonts w:ascii="Times New Roman" w:eastAsia="Times New Roman" w:hAnsi="Times New Roman" w:cs="Times New Roman" w:hint="cs"/>
-          <w:rtl/>
-        </w:rPr>
-        <w:t>בְּרֵאשִׁית</w:t>
-      </w:r>
-      <w:r>
-        <w:rPr>
-          <w:rFonts w:ascii="Times New Roman" w:eastAsia="Times New Roman" w:hAnsi="Times New Roman" w:cs="Times New Roman"/>
-        </w:rPr>
-        <w:t>. Count 12,196 letters forward. What letter do you land on?</w:t>
-      </w:r>
-      <w:r>
-        <w:rPr>
-          <w:rFonts w:ascii="Times New Roman" w:eastAsia="Times New Roman" w:hAnsi="Times New Roman" w:cs="Times New Roman"/>
-        </w:rPr>
-        <w:t xml:space="preserve"> </w:t>
-      </w:r>
-      <w:r>
-        <w:rPr>
-          <w:rFonts w:ascii="Times New Roman" w:eastAsia="Times New Roman" w:hAnsi="Times New Roman" w:cs="Times New Roman"/>
-        </w:rPr>
-        <w:t>It</w:t>
-      </w:r>
-      <w:r>
-        <w:rPr>
-          <w:rFonts w:ascii="Times New Roman" w:eastAsia="Times New Roman" w:hAnsi="Times New Roman" w:cs="Times New Roman"/>
-        </w:rPr>
-        <w:t xml:space="preserve"> will be a </w:t>
-      </w:r>
-      <w:r>
-        <w:rPr>
-          <w:rFonts w:ascii="Times New Roman" w:eastAsia="Times New Roman" w:hAnsi="Times New Roman" w:cs="Times New Roman"/>
-          <w:rtl/>
-        </w:rPr>
-        <w:t>ס</w:t>
-      </w:r>
-      <w:r>
-        <w:rPr>
-          <w:rFonts w:ascii="Times New Roman" w:eastAsia="Times New Roman" w:hAnsi="Times New Roman" w:cs="Times New Roman"/>
-        </w:rPr>
-        <w:t xml:space="preserve">. </w:t>
-      </w:r>
-      <w:r>
-        <w:rPr>
-          <w:rFonts w:ascii="Times New Roman" w:eastAsia="Times New Roman" w:hAnsi="Times New Roman" w:cs="Times New Roman"/>
-        </w:rPr>
-        <w:t>C</w:t>
-      </w:r>
-      <w:r>
-        <w:rPr>
-          <w:rFonts w:ascii="Times New Roman" w:eastAsia="Times New Roman" w:hAnsi="Times New Roman" w:cs="Times New Roman"/>
-        </w:rPr>
-        <w:t>ount</w:t>
-      </w:r>
-      <w:r>
-        <w:rPr>
-          <w:rFonts w:ascii="Times New Roman" w:eastAsia="Times New Roman" w:hAnsi="Times New Roman" w:cs="Times New Roman"/>
-        </w:rPr>
-        <w:t xml:space="preserve"> </w:t>
-      </w:r>
-      <w:r>
-        <w:rPr>
-          <w:rFonts w:ascii="Times New Roman" w:eastAsia="Times New Roman" w:hAnsi="Times New Roman" w:cs="Times New Roman"/>
-        </w:rPr>
-        <w:t>another 12,196 letters, and you</w:t>
-      </w:r>
-      <w:r>
-        <w:rPr>
-          <w:rFonts w:ascii="Times New Roman" w:eastAsia="Times New Roman" w:hAnsi="Times New Roman" w:cs="Times New Roman"/>
-        </w:rPr>
-        <w:t>’</w:t>
-      </w:r>
-      <w:r>
-        <w:rPr>
-          <w:rFonts w:ascii="Times New Roman" w:eastAsia="Times New Roman" w:hAnsi="Times New Roman" w:cs="Times New Roman"/>
-        </w:rPr>
-        <w:t xml:space="preserve">ll get a </w:t>
-      </w:r>
-      <w:r>
-        <w:rPr>
-          <w:rFonts w:ascii="Times New Roman" w:eastAsia="Times New Roman" w:hAnsi="Times New Roman" w:cs="Times New Roman"/>
-          <w:rtl/>
-        </w:rPr>
-        <w:t>ת</w:t>
-      </w:r>
-      <w:r>
-        <w:rPr>
-          <w:rFonts w:ascii="Times New Roman" w:eastAsia="Times New Roman" w:hAnsi="Times New Roman" w:cs="Times New Roman"/>
-        </w:rPr>
-        <w:t xml:space="preserve">. Count another 12,196, you get a </w:t>
-      </w:r>
-      <w:r>
-        <w:rPr>
-          <w:rFonts w:ascii="Times New Roman" w:eastAsia="Times New Roman" w:hAnsi="Times New Roman" w:cs="Times New Roman"/>
-          <w:rtl/>
-        </w:rPr>
-        <w:t>ר</w:t>
-      </w:r>
-      <w:r>
-        <w:rPr>
-          <w:rFonts w:ascii="Times New Roman" w:eastAsia="Times New Roman" w:hAnsi="Times New Roman" w:cs="Times New Roman"/>
-        </w:rPr>
-        <w:t>. That</w:t>
-      </w:r>
-      <w:r>
-        <w:rPr>
-          <w:rFonts w:ascii="Times New Roman" w:eastAsia="Times New Roman" w:hAnsi="Times New Roman" w:cs="Times New Roman"/>
-        </w:rPr>
-        <w:t>’</w:t>
-      </w:r>
-      <w:r>
-        <w:rPr>
-          <w:rFonts w:ascii="Times New Roman" w:eastAsia="Times New Roman" w:hAnsi="Times New Roman" w:cs="Times New Roman"/>
-        </w:rPr>
-        <w:t xml:space="preserve">s the name of </w:t>
-      </w:r>
-      <w:r>
-        <w:rPr>
-          <w:rFonts w:ascii="Times New Roman" w:eastAsia="Times New Roman" w:hAnsi="Times New Roman" w:cs="Times New Roman"/>
-          <w:rtl/>
-        </w:rPr>
-        <w:t>אסתר</w:t>
-      </w:r>
-      <w:r>
-        <w:rPr>
-          <w:rFonts w:ascii="Times New Roman" w:eastAsia="Times New Roman" w:hAnsi="Times New Roman" w:cs="Times New Roman"/>
-        </w:rPr>
-        <w:t>.”</w:t>
-      </w:r>
-      <w:r>
-        <w:rPr>
-          <w:rFonts w:ascii="Times New Roman" w:eastAsia="Times New Roman" w:hAnsi="Times New Roman" w:cs="Times New Roman"/>
-        </w:rPr>
-        <w:t xml:space="preserve"> </w:t>
-      </w:r>
-      <w:r>
-        <w:rPr>
-          <w:rFonts w:ascii="Times New Roman" w:eastAsia="Times New Roman" w:hAnsi="Times New Roman" w:cs="Times New Roman"/>
-        </w:rPr>
-        <w:t>R</w:t>
-      </w:r>
-      <w:r>
-        <w:rPr>
-          <w:rFonts w:ascii="Times New Roman" w:eastAsia="Times New Roman" w:hAnsi="Times New Roman" w:cs="Times New Roman"/>
-        </w:rPr>
-        <w:t>’</w:t>
-      </w:r>
-      <w:r>
-        <w:rPr>
-          <w:rFonts w:ascii="Times New Roman" w:eastAsia="Times New Roman" w:hAnsi="Times New Roman" w:cs="Times New Roman"/>
-        </w:rPr>
-        <w:t xml:space="preserve"> Greenwald was amazed. Jokingly, he asked, “And what about </w:t>
-      </w:r>
-      <w:r>
-        <w:rPr>
-          <w:rFonts w:ascii="Times New Roman" w:eastAsia="Times New Roman" w:hAnsi="Times New Roman" w:cs="Times New Roman" w:hint="cs"/>
-          <w:rtl/>
-        </w:rPr>
-        <w:t>מרדכי</w:t>
-      </w:r>
-      <w:r>
-        <w:rPr>
-          <w:rFonts w:ascii="Times New Roman" w:eastAsia="Times New Roman" w:hAnsi="Times New Roman" w:cs="Times New Roman"/>
-        </w:rPr>
-        <w:t xml:space="preserve">? We found </w:t>
-      </w:r>
-      <w:r>
-        <w:rPr>
-          <w:rFonts w:ascii="Times New Roman" w:eastAsia="Times New Roman" w:hAnsi="Times New Roman" w:cs="Times New Roman" w:hint="cs"/>
-          <w:rtl/>
-        </w:rPr>
-        <w:t>אסתר</w:t>
-      </w:r>
-      <w:r>
-        <w:rPr>
-          <w:rFonts w:ascii="Times New Roman" w:eastAsia="Times New Roman" w:hAnsi="Times New Roman" w:cs="Times New Roman"/>
-        </w:rPr>
-        <w:t xml:space="preserve"> - </w:t>
-      </w:r>
-      <w:r>
-        <w:rPr>
-          <w:rFonts w:ascii="Times New Roman" w:eastAsia="Times New Roman" w:hAnsi="Times New Roman" w:cs="Times New Roman"/>
-        </w:rPr>
-        <w:t xml:space="preserve">where is </w:t>
-      </w:r>
-      <w:r>
-        <w:rPr>
-          <w:rFonts w:ascii="Times New Roman" w:eastAsia="Times New Roman" w:hAnsi="Times New Roman" w:cs="Times New Roman" w:hint="cs"/>
-          <w:rtl/>
-        </w:rPr>
-        <w:t>מרדכי</w:t>
-      </w:r>
-      <w:r>
-        <w:rPr>
-          <w:rFonts w:ascii="Times New Roman" w:eastAsia="Times New Roman" w:hAnsi="Times New Roman" w:cs="Times New Roman"/>
-        </w:rPr>
-        <w:t>?”</w:t>
-      </w:r>
-      <w:r>
-        <w:rPr>
-          <w:rFonts w:ascii="Times New Roman" w:eastAsia="Times New Roman" w:hAnsi="Times New Roman" w:cs="Times New Roman"/>
-        </w:rPr>
-        <w:t xml:space="preserve"> </w:t>
-      </w:r>
-      <w:r>
-        <w:rPr>
-          <w:rFonts w:ascii="Times New Roman" w:eastAsia="Times New Roman" w:hAnsi="Times New Roman" w:cs="Times New Roman"/>
-        </w:rPr>
-        <w:t>R</w:t>
-      </w:r>
-      <w:r>
-        <w:rPr>
-          <w:rFonts w:ascii="Times New Roman" w:eastAsia="Times New Roman" w:hAnsi="Times New Roman" w:cs="Times New Roman"/>
-        </w:rPr>
-        <w:t>’</w:t>
-      </w:r>
-      <w:r>
-        <w:rPr>
-          <w:rFonts w:ascii="Times New Roman" w:eastAsia="Times New Roman" w:hAnsi="Times New Roman" w:cs="Times New Roman"/>
-        </w:rPr>
-        <w:t xml:space="preserve"> </w:t>
-      </w:r>
-      <w:proofErr w:type="spellStart"/>
-      <w:r>
-        <w:rPr>
-          <w:rFonts w:ascii="Times New Roman" w:eastAsia="Times New Roman" w:hAnsi="Times New Roman" w:cs="Times New Roman"/>
-        </w:rPr>
-        <w:t>Weissmandl</w:t>
-      </w:r>
-      <w:proofErr w:type="spellEnd"/>
-      <w:r>
-        <w:rPr>
-          <w:rFonts w:ascii="Times New Roman" w:eastAsia="Times New Roman" w:hAnsi="Times New Roman" w:cs="Times New Roman"/>
-        </w:rPr>
-        <w:t xml:space="preserve"> smiled and said, “Check with me next year.”</w:t>
-      </w:r>
-      <w:r>
-        <w:rPr>
-          <w:rFonts w:ascii="Times New Roman" w:eastAsia="Times New Roman" w:hAnsi="Times New Roman" w:cs="Times New Roman"/>
-        </w:rPr>
-        <w:t xml:space="preserve"> The following year, </w:t>
-      </w:r>
-      <w:r>
-        <w:rPr>
-          <w:rFonts w:ascii="Times New Roman" w:eastAsia="Times New Roman" w:hAnsi="Times New Roman" w:cs="Times New Roman"/>
-        </w:rPr>
-        <w:t>R</w:t>
-      </w:r>
-      <w:r>
-        <w:rPr>
-          <w:rFonts w:ascii="Times New Roman" w:eastAsia="Times New Roman" w:hAnsi="Times New Roman" w:cs="Times New Roman"/>
-        </w:rPr>
-        <w:t>’</w:t>
-      </w:r>
-      <w:r>
-        <w:rPr>
-          <w:rFonts w:ascii="Times New Roman" w:eastAsia="Times New Roman" w:hAnsi="Times New Roman" w:cs="Times New Roman"/>
-        </w:rPr>
-        <w:t xml:space="preserve"> Greenwald</w:t>
-      </w:r>
-      <w:r>
-        <w:rPr>
-          <w:rFonts w:ascii="Times New Roman" w:eastAsia="Times New Roman" w:hAnsi="Times New Roman" w:cs="Times New Roman"/>
-        </w:rPr>
-        <w:t xml:space="preserve"> </w:t>
-      </w:r>
-      <w:r>
-        <w:rPr>
-          <w:rFonts w:ascii="Times New Roman" w:eastAsia="Times New Roman" w:hAnsi="Times New Roman" w:cs="Times New Roman"/>
-        </w:rPr>
-        <w:t xml:space="preserve">came to </w:t>
-      </w:r>
-      <w:r>
-        <w:rPr>
-          <w:rFonts w:ascii="Times New Roman" w:eastAsia="Times New Roman" w:hAnsi="Times New Roman" w:cs="Times New Roman"/>
-        </w:rPr>
-        <w:t>R</w:t>
-      </w:r>
-      <w:r>
-        <w:rPr>
-          <w:rFonts w:ascii="Times New Roman" w:eastAsia="Times New Roman" w:hAnsi="Times New Roman" w:cs="Times New Roman"/>
-        </w:rPr>
-        <w:t>’</w:t>
-      </w:r>
-      <w:r>
-        <w:rPr>
-          <w:rFonts w:ascii="Times New Roman" w:eastAsia="Times New Roman" w:hAnsi="Times New Roman" w:cs="Times New Roman"/>
-        </w:rPr>
-        <w:t xml:space="preserve"> </w:t>
-      </w:r>
-      <w:proofErr w:type="spellStart"/>
-      <w:r>
-        <w:rPr>
-          <w:rFonts w:ascii="Times New Roman" w:eastAsia="Times New Roman" w:hAnsi="Times New Roman" w:cs="Times New Roman"/>
-        </w:rPr>
-        <w:t>Weissmandl</w:t>
-      </w:r>
-      <w:proofErr w:type="spellEnd"/>
-      <w:r>
-        <w:rPr>
-          <w:rFonts w:ascii="Times New Roman" w:eastAsia="Times New Roman" w:hAnsi="Times New Roman" w:cs="Times New Roman"/>
-        </w:rPr>
-        <w:t xml:space="preserve"> and </w:t>
-      </w:r>
-      <w:r>
-        <w:rPr>
-          <w:rFonts w:ascii="Times New Roman" w:eastAsia="Times New Roman" w:hAnsi="Times New Roman" w:cs="Times New Roman"/>
-        </w:rPr>
-        <w:t xml:space="preserve">greeted him with, </w:t>
-      </w:r>
-      <w:r>
-        <w:rPr>
-          <w:rFonts w:ascii="Times New Roman" w:eastAsia="Times New Roman" w:hAnsi="Times New Roman" w:cs="Times New Roman"/>
-        </w:rPr>
-        <w:t>“W</w:t>
-      </w:r>
-      <w:r>
-        <w:rPr>
-          <w:rFonts w:ascii="Times New Roman" w:eastAsia="Times New Roman" w:hAnsi="Times New Roman" w:cs="Times New Roman"/>
-        </w:rPr>
-        <w:t xml:space="preserve">here is </w:t>
-      </w:r>
-      <w:r>
-        <w:rPr>
-          <w:rFonts w:ascii="Times New Roman" w:eastAsia="Times New Roman" w:hAnsi="Times New Roman" w:cs="Times New Roman"/>
-          <w:rtl/>
-        </w:rPr>
-        <w:t>מרדכי</w:t>
-      </w:r>
-      <w:r>
-        <w:rPr>
-          <w:rFonts w:ascii="Times New Roman" w:eastAsia="Times New Roman" w:hAnsi="Times New Roman" w:cs="Times New Roman"/>
-        </w:rPr>
-        <w:t>?</w:t>
-      </w:r>
-      <w:r>
-        <w:rPr>
-          <w:rFonts w:ascii="Times New Roman" w:eastAsia="Times New Roman" w:hAnsi="Times New Roman" w:cs="Times New Roman"/>
-        </w:rPr>
-        <w:t>”</w:t>
-      </w:r>
-      <w:r>
-        <w:rPr>
-          <w:rFonts w:ascii="Times New Roman" w:eastAsia="Times New Roman" w:hAnsi="Times New Roman" w:cs="Times New Roman"/>
-        </w:rPr>
-        <w:t xml:space="preserve"> </w:t>
-      </w:r>
-      <w:r>
-        <w:rPr>
-          <w:rFonts w:ascii="Times New Roman" w:eastAsia="Times New Roman" w:hAnsi="Times New Roman" w:cs="Times New Roman"/>
-        </w:rPr>
-        <w:t>R</w:t>
-      </w:r>
-      <w:r>
-        <w:rPr>
-          <w:rFonts w:ascii="Times New Roman" w:eastAsia="Times New Roman" w:hAnsi="Times New Roman" w:cs="Times New Roman"/>
-        </w:rPr>
-        <w:t>’</w:t>
-      </w:r>
-      <w:r>
-        <w:rPr>
-          <w:rFonts w:ascii="Times New Roman" w:eastAsia="Times New Roman" w:hAnsi="Times New Roman" w:cs="Times New Roman"/>
-        </w:rPr>
-        <w:t xml:space="preserve"> </w:t>
-      </w:r>
-      <w:proofErr w:type="spellStart"/>
-      <w:r>
-        <w:rPr>
-          <w:rFonts w:ascii="Times New Roman" w:eastAsia="Times New Roman" w:hAnsi="Times New Roman" w:cs="Times New Roman"/>
-        </w:rPr>
-        <w:t>Weissmandl</w:t>
-      </w:r>
-      <w:proofErr w:type="spellEnd"/>
-      <w:r>
-        <w:rPr>
-          <w:rFonts w:ascii="Times New Roman" w:eastAsia="Times New Roman" w:hAnsi="Times New Roman" w:cs="Times New Roman"/>
-        </w:rPr>
-        <w:t xml:space="preserve"> </w:t>
-      </w:r>
-      <w:r>
-        <w:rPr>
-          <w:rFonts w:ascii="Times New Roman" w:eastAsia="Times New Roman" w:hAnsi="Times New Roman" w:cs="Times New Roman"/>
-        </w:rPr>
-        <w:t>said</w:t>
-      </w:r>
-      <w:r>
-        <w:rPr>
-          <w:rFonts w:ascii="Times New Roman" w:eastAsia="Times New Roman" w:hAnsi="Times New Roman" w:cs="Times New Roman"/>
-        </w:rPr>
-        <w:t xml:space="preserve">, </w:t>
-      </w:r>
-      <w:r>
-        <w:rPr>
-          <w:rFonts w:ascii="Times New Roman" w:eastAsia="Times New Roman" w:hAnsi="Times New Roman" w:cs="Times New Roman"/>
-        </w:rPr>
-        <w:t>“</w:t>
-      </w:r>
-      <w:r>
-        <w:rPr>
-          <w:rFonts w:ascii="Times New Roman" w:eastAsia="Times New Roman" w:hAnsi="Times New Roman" w:cs="Times New Roman"/>
-        </w:rPr>
-        <w:t xml:space="preserve">I found the </w:t>
-      </w:r>
-      <w:r>
-        <w:rPr>
-          <w:rFonts w:ascii="Times New Roman" w:eastAsia="Times New Roman" w:hAnsi="Times New Roman" w:cs="Times New Roman"/>
-          <w:rtl/>
-        </w:rPr>
-        <w:t>רמז</w:t>
-      </w:r>
-      <w:r>
-        <w:rPr>
-          <w:rFonts w:ascii="Times New Roman" w:eastAsia="Times New Roman" w:hAnsi="Times New Roman" w:cs="Times New Roman"/>
-        </w:rPr>
-        <w:t xml:space="preserve"> from </w:t>
-      </w:r>
-      <w:r>
-        <w:rPr>
-          <w:rFonts w:ascii="Times New Roman" w:eastAsia="Times New Roman" w:hAnsi="Times New Roman" w:cs="Times New Roman"/>
-          <w:rtl/>
-        </w:rPr>
-        <w:t>מרדכי</w:t>
-      </w:r>
-      <w:r>
-        <w:rPr>
-          <w:rFonts w:ascii="Times New Roman" w:eastAsia="Times New Roman" w:hAnsi="Times New Roman" w:cs="Times New Roman"/>
-        </w:rPr>
-        <w:t xml:space="preserve"> as well. </w:t>
-      </w:r>
-      <w:r>
-        <w:rPr>
-          <w:rFonts w:ascii="Times New Roman" w:eastAsia="Times New Roman" w:hAnsi="Times New Roman" w:cs="Times New Roman"/>
-          <w:rtl/>
-        </w:rPr>
-        <w:t>חז״ל</w:t>
-      </w:r>
-      <w:r>
-        <w:rPr>
-          <w:rFonts w:ascii="Times New Roman" w:eastAsia="Times New Roman" w:hAnsi="Times New Roman" w:cs="Times New Roman"/>
-        </w:rPr>
-        <w:t xml:space="preserve"> say in</w:t>
-      </w:r>
-      <w:r>
-        <w:rPr>
-          <w:rFonts w:ascii="Times New Roman" w:eastAsia="Times New Roman" w:hAnsi="Times New Roman" w:cs="Times New Roman"/>
-        </w:rPr>
-        <w:t xml:space="preserve"> (</w:t>
-      </w:r>
-      <w:r>
-        <w:rPr>
-          <w:rFonts w:ascii="Times New Roman" w:eastAsia="Times New Roman" w:hAnsi="Times New Roman" w:cs="Times New Roman" w:hint="cs"/>
-          <w:rtl/>
-        </w:rPr>
-        <w:t>קל</w:t>
-      </w:r>
-      <w:r>
-        <w:rPr>
-          <w:rFonts w:ascii="Times New Roman" w:eastAsia="Times New Roman" w:hAnsi="Times New Roman" w:cs="Times New Roman"/>
-          <w:rtl/>
-        </w:rPr>
-        <w:t>״</w:t>
-      </w:r>
-      <w:r>
-        <w:rPr>
-          <w:rFonts w:ascii="Times New Roman" w:eastAsia="Times New Roman" w:hAnsi="Times New Roman" w:cs="Times New Roman" w:hint="cs"/>
-          <w:rtl/>
-        </w:rPr>
-        <w:t>ט</w:t>
-      </w:r>
-      <w:r>
-        <w:rPr>
-          <w:rFonts w:ascii="Times New Roman" w:eastAsia="Times New Roman" w:hAnsi="Times New Roman" w:cs="Times New Roman"/>
-        </w:rPr>
-        <w:t xml:space="preserve"> </w:t>
-      </w:r>
-      <w:r>
-        <w:rPr>
-          <w:rFonts w:ascii="Times New Roman" w:eastAsia="Times New Roman" w:hAnsi="Times New Roman" w:cs="Times New Roman"/>
-          <w:rtl/>
-        </w:rPr>
-        <w:t>דף</w:t>
-      </w:r>
-      <w:r>
-        <w:rPr>
-          <w:rFonts w:ascii="Times New Roman" w:eastAsia="Times New Roman" w:hAnsi="Times New Roman" w:cs="Times New Roman"/>
-        </w:rPr>
-        <w:t>)</w:t>
-      </w:r>
-      <w:r>
-        <w:rPr>
-          <w:rFonts w:ascii="Times New Roman" w:eastAsia="Times New Roman" w:hAnsi="Times New Roman" w:cs="Times New Roman"/>
-        </w:rPr>
-        <w:t xml:space="preserve"> </w:t>
-      </w:r>
-      <w:r>
-        <w:rPr>
-          <w:rFonts w:ascii="Times New Roman" w:eastAsia="Times New Roman" w:hAnsi="Times New Roman" w:cs="Times New Roman"/>
-          <w:rtl/>
-        </w:rPr>
-        <w:t>חולין</w:t>
-      </w:r>
-      <w:r>
-        <w:rPr>
-          <w:rFonts w:ascii="Times New Roman" w:eastAsia="Times New Roman" w:hAnsi="Times New Roman" w:cs="Times New Roman"/>
-        </w:rPr>
-        <w:t xml:space="preserve"> </w:t>
-      </w:r>
-      <w:r>
-        <w:rPr>
-          <w:rFonts w:ascii="Times New Roman" w:eastAsia="Times New Roman" w:hAnsi="Times New Roman" w:cs="Times New Roman"/>
-          <w:rtl/>
-        </w:rPr>
-        <w:t>מסכת</w:t>
-      </w:r>
-      <w:r>
-        <w:rPr>
-          <w:rFonts w:ascii="Times New Roman" w:eastAsia="Times New Roman" w:hAnsi="Times New Roman" w:cs="Times New Roman"/>
-        </w:rPr>
-        <w:t xml:space="preserve">, </w:t>
-      </w:r>
-      <w:r>
-        <w:rPr>
-          <w:rFonts w:ascii="Times New Roman" w:eastAsia="Times New Roman" w:hAnsi="Times New Roman" w:cs="Times New Roman" w:hint="cs"/>
-          <w:rtl/>
-        </w:rPr>
-        <w:t>מרדכי</w:t>
-      </w:r>
-      <w:r>
-        <w:rPr>
-          <w:rFonts w:ascii="Times New Roman" w:eastAsia="Times New Roman" w:hAnsi="Times New Roman" w:cs="Times New Roman"/>
-          <w:rtl/>
-        </w:rPr>
-        <w:t xml:space="preserve"> </w:t>
-      </w:r>
-      <w:r>
-        <w:rPr>
-          <w:rFonts w:ascii="Times New Roman" w:eastAsia="Times New Roman" w:hAnsi="Times New Roman" w:cs="Times New Roman" w:hint="cs"/>
-          <w:rtl/>
-        </w:rPr>
-        <w:t>מן</w:t>
-      </w:r>
-      <w:r>
-        <w:rPr>
-          <w:rFonts w:ascii="Times New Roman" w:eastAsia="Times New Roman" w:hAnsi="Times New Roman" w:cs="Times New Roman"/>
-          <w:rtl/>
-        </w:rPr>
-        <w:t xml:space="preserve"> </w:t>
-      </w:r>
-      <w:r>
-        <w:rPr>
-          <w:rFonts w:ascii="Times New Roman" w:eastAsia="Times New Roman" w:hAnsi="Times New Roman" w:cs="Times New Roman" w:hint="cs"/>
-          <w:rtl/>
-        </w:rPr>
-        <w:t>התורה</w:t>
-      </w:r>
-      <w:r>
-        <w:rPr>
-          <w:rFonts w:ascii="Times New Roman" w:eastAsia="Times New Roman" w:hAnsi="Times New Roman" w:cs="Times New Roman"/>
-          <w:rtl/>
-        </w:rPr>
-        <w:t xml:space="preserve"> </w:t>
-      </w:r>
-      <w:r>
-        <w:rPr>
-          <w:rFonts w:ascii="Times New Roman" w:eastAsia="Times New Roman" w:hAnsi="Times New Roman" w:cs="Times New Roman" w:hint="cs"/>
-          <w:rtl/>
-        </w:rPr>
-        <w:t>מנין</w:t>
-      </w:r>
-      <w:r>
-        <w:rPr>
-          <w:rFonts w:ascii="Times New Roman" w:eastAsia="Times New Roman" w:hAnsi="Times New Roman" w:cs="Times New Roman"/>
-        </w:rPr>
-        <w:t>? -</w:t>
-      </w:r>
-      <w:r>
-        <w:rPr>
-          <w:rFonts w:ascii="Times New Roman" w:eastAsia="Times New Roman" w:hAnsi="Times New Roman" w:cs="Times New Roman"/>
-        </w:rPr>
-        <w:t xml:space="preserve"> Where can we find </w:t>
-      </w:r>
-      <w:r>
-        <w:rPr>
-          <w:rFonts w:ascii="Times New Roman" w:eastAsia="Times New Roman" w:hAnsi="Times New Roman" w:cs="Times New Roman"/>
-          <w:rtl/>
-        </w:rPr>
-        <w:t>מרדכי</w:t>
-      </w:r>
-      <w:r>
-        <w:rPr>
-          <w:rFonts w:ascii="Times New Roman" w:eastAsia="Times New Roman" w:hAnsi="Times New Roman" w:cs="Times New Roman"/>
-        </w:rPr>
-        <w:t xml:space="preserve"> in the </w:t>
-      </w:r>
-      <w:r>
-        <w:rPr>
-          <w:rFonts w:ascii="Times New Roman" w:eastAsia="Times New Roman" w:hAnsi="Times New Roman" w:cs="Times New Roman"/>
-          <w:rtl/>
-        </w:rPr>
-        <w:t>תורה</w:t>
-      </w:r>
-      <w:r>
-        <w:rPr>
-          <w:rFonts w:ascii="Times New Roman" w:eastAsia="Times New Roman" w:hAnsi="Times New Roman" w:cs="Times New Roman"/>
-        </w:rPr>
         <w:t xml:space="preserve">? </w:t>
       </w:r>
       <w:r>
@@ -1118,14 +946,7 @@
         <w:rPr>
           <w:rFonts w:ascii="Times New Roman" w:eastAsia="Times New Roman" w:hAnsi="Times New Roman" w:cs="Times New Roman"/>
         </w:rPr>
-        <w:t xml:space="preserve"> says </w:t>
-      </w:r>
-      <w:proofErr w:type="gramStart"/>
-      <w:r>
-        <w:rPr>
-          <w:rFonts w:ascii="Times New Roman" w:eastAsia="Times New Roman" w:hAnsi="Times New Roman" w:cs="Times New Roman"/>
-        </w:rPr>
-        <w:t>in</w:t>
+        <w:t xml:space="preserve"> says in</w:t>
       </w:r>
       <w:r>
         <w:rPr>
@@ -1147,7 +968,6 @@
         </w:rPr>
         <w:t>פרשת</w:t>
       </w:r>
-      <w:proofErr w:type="gramEnd"/>
       <w:r>
         <w:rPr>
           <w:rFonts w:ascii="Times New Roman" w:eastAsia="Times New Roman" w:hAnsi="Times New Roman" w:cs="Times New Roman"/>
@@ -1534,7 +1354,210 @@
         <w:rPr>
           <w:rFonts w:ascii="Times New Roman" w:eastAsia="Times New Roman" w:hAnsi="Times New Roman" w:cs="Times New Roman"/>
         </w:rPr>
-        <w:t xml:space="preserve"> Greenwald later said, “I used this story for a very valuable purpose</w:t>
+        <w:t xml:space="preserve"> Greenwald later said, “I used this story for a very valuable purpose - it wasn</w:t>
+      </w:r>
+      <w:r>
+        <w:rPr>
+          <w:rFonts w:ascii="Times New Roman" w:eastAsia="Times New Roman" w:hAnsi="Times New Roman" w:cs="Times New Roman"/>
+        </w:rPr>
+        <w:t>’</w:t>
+      </w:r>
+      <w:r>
+        <w:rPr>
+          <w:rFonts w:ascii="Times New Roman" w:eastAsia="Times New Roman" w:hAnsi="Times New Roman" w:cs="Times New Roman"/>
+        </w:rPr>
+        <w:t xml:space="preserve">t just for fun. A number of years later, we invited a young woman to our home. She was exceptionally intelligent - brilliant, in fact - but struggling tremendously with </w:t>
+      </w:r>
+      <w:r>
+        <w:rPr>
+          <w:rFonts w:ascii="Times New Roman" w:eastAsia="Times New Roman" w:hAnsi="Times New Roman" w:cs="Times New Roman" w:hint="cs"/>
+          <w:rtl/>
+        </w:rPr>
+        <w:t>יידישקייט</w:t>
+      </w:r>
+      <w:r>
+        <w:rPr>
+          <w:rFonts w:ascii="Times New Roman" w:eastAsia="Times New Roman" w:hAnsi="Times New Roman" w:cs="Times New Roman"/>
+        </w:rPr>
+        <w:t xml:space="preserve">. She wanted to become frum, but she had endless questions, and the </w:t>
+      </w:r>
+      <w:r>
+        <w:rPr>
+          <w:rFonts w:ascii="Times New Roman" w:eastAsia="Times New Roman" w:hAnsi="Times New Roman" w:cs="Times New Roman" w:hint="cs"/>
+          <w:rtl/>
+        </w:rPr>
+        <w:t>רבנים</w:t>
+      </w:r>
+      <w:r>
+        <w:rPr>
+          <w:rFonts w:ascii="Times New Roman" w:eastAsia="Times New Roman" w:hAnsi="Times New Roman" w:cs="Times New Roman"/>
+        </w:rPr>
+        <w:t xml:space="preserve"> she spoke with couldn</w:t>
+      </w:r>
+      <w:r>
+        <w:rPr>
+          <w:rFonts w:ascii="Times New Roman" w:eastAsia="Times New Roman" w:hAnsi="Times New Roman" w:cs="Times New Roman"/>
+        </w:rPr>
+        <w:t>’</w:t>
+      </w:r>
+      <w:r>
+        <w:rPr>
+          <w:rFonts w:ascii="Times New Roman" w:eastAsia="Times New Roman" w:hAnsi="Times New Roman" w:cs="Times New Roman"/>
+        </w:rPr>
+        <w:t xml:space="preserve">t handle her. They sent her to us because they felt she was too difficult for them. After the </w:t>
+      </w:r>
+      <w:r>
+        <w:rPr>
+          <w:rFonts w:ascii="Times New Roman" w:eastAsia="Times New Roman" w:hAnsi="Times New Roman" w:cs="Times New Roman" w:hint="cs"/>
+          <w:rtl/>
+        </w:rPr>
+        <w:t>סעודה</w:t>
+      </w:r>
+      <w:r>
+        <w:rPr>
+          <w:rFonts w:ascii="Times New Roman" w:eastAsia="Times New Roman" w:hAnsi="Times New Roman" w:cs="Times New Roman"/>
+        </w:rPr>
+        <w:t>, she started asking me a series of difficult questions. One of her primary struggles was that she simply couldn</w:t>
+      </w:r>
+      <w:r>
+        <w:rPr>
+          <w:rFonts w:ascii="Times New Roman" w:eastAsia="Times New Roman" w:hAnsi="Times New Roman" w:cs="Times New Roman"/>
+        </w:rPr>
+        <w:t>’</w:t>
+      </w:r>
+      <w:r>
+        <w:rPr>
+          <w:rFonts w:ascii="Times New Roman" w:eastAsia="Times New Roman" w:hAnsi="Times New Roman" w:cs="Times New Roman"/>
+        </w:rPr>
+        <w:t xml:space="preserve">t believe that the </w:t>
+      </w:r>
+      <w:r>
+        <w:rPr>
+          <w:rFonts w:ascii="Times New Roman" w:eastAsia="Times New Roman" w:hAnsi="Times New Roman" w:cs="Times New Roman" w:hint="cs"/>
+          <w:rtl/>
+        </w:rPr>
+        <w:t>תורה</w:t>
+      </w:r>
+      <w:r>
+        <w:rPr>
+          <w:rFonts w:ascii="Times New Roman" w:eastAsia="Times New Roman" w:hAnsi="Times New Roman" w:cs="Times New Roman"/>
+        </w:rPr>
+        <w:t xml:space="preserve"> came from </w:t>
+      </w:r>
+      <w:r>
+        <w:rPr>
+          <w:rFonts w:ascii="Times New Roman" w:eastAsia="Times New Roman" w:hAnsi="Times New Roman" w:cs="Times New Roman" w:hint="cs"/>
+          <w:rtl/>
+        </w:rPr>
+        <w:t>שמים</w:t>
+      </w:r>
+      <w:r>
+        <w:rPr>
+          <w:rFonts w:ascii="Times New Roman" w:eastAsia="Times New Roman" w:hAnsi="Times New Roman" w:cs="Times New Roman"/>
+        </w:rPr>
+        <w:t>. She insisted it was impossible to accept. I was racking my brains, trying to think of what to say, and suddenly, I remembered R</w:t>
+      </w:r>
+      <w:r>
+        <w:rPr>
+          <w:rFonts w:ascii="Times New Roman" w:eastAsia="Times New Roman" w:hAnsi="Times New Roman" w:cs="Times New Roman"/>
+        </w:rPr>
+        <w:t>’</w:t>
+      </w:r>
+      <w:r>
+        <w:rPr>
+          <w:rFonts w:ascii="Times New Roman" w:eastAsia="Times New Roman" w:hAnsi="Times New Roman" w:cs="Times New Roman"/>
+        </w:rPr>
+        <w:t xml:space="preserve"> Weissmandl</w:t>
+      </w:r>
+      <w:r>
+        <w:rPr>
+          <w:rFonts w:ascii="Times New Roman" w:eastAsia="Times New Roman" w:hAnsi="Times New Roman" w:cs="Times New Roman"/>
+        </w:rPr>
+        <w:t>’</w:t>
+      </w:r>
+      <w:r>
+        <w:rPr>
+          <w:rFonts w:ascii="Times New Roman" w:eastAsia="Times New Roman" w:hAnsi="Times New Roman" w:cs="Times New Roman"/>
+        </w:rPr>
+        <w:t xml:space="preserve">s vort. I told her about the </w:t>
+      </w:r>
+      <w:r>
+        <w:rPr>
+          <w:rFonts w:ascii="Times New Roman" w:eastAsia="Times New Roman" w:hAnsi="Times New Roman" w:cs="Times New Roman" w:hint="cs"/>
+          <w:rtl/>
+        </w:rPr>
+        <w:t>ענין</w:t>
+      </w:r>
+      <w:r>
+        <w:rPr>
+          <w:rFonts w:ascii="Times New Roman" w:eastAsia="Times New Roman" w:hAnsi="Times New Roman" w:cs="Times New Roman"/>
+        </w:rPr>
+        <w:t xml:space="preserve"> of </w:t>
+      </w:r>
+      <w:r>
+        <w:rPr>
+          <w:rFonts w:ascii="Times New Roman" w:eastAsia="Times New Roman" w:hAnsi="Times New Roman" w:cs="Times New Roman" w:hint="cs"/>
+          <w:rtl/>
+        </w:rPr>
+        <w:t>פורים</w:t>
+      </w:r>
+      <w:r>
+        <w:rPr>
+          <w:rFonts w:ascii="Times New Roman" w:eastAsia="Times New Roman" w:hAnsi="Times New Roman" w:cs="Times New Roman"/>
+        </w:rPr>
+        <w:t xml:space="preserve"> and shared with her the incredible </w:t>
+      </w:r>
+      <w:r>
+        <w:rPr>
+          <w:rFonts w:ascii="Times New Roman" w:eastAsia="Times New Roman" w:hAnsi="Times New Roman" w:cs="Times New Roman" w:hint="cs"/>
+          <w:rtl/>
+        </w:rPr>
+        <w:t>רמזים</w:t>
+      </w:r>
+      <w:r>
+        <w:rPr>
+          <w:rFonts w:ascii="Times New Roman" w:eastAsia="Times New Roman" w:hAnsi="Times New Roman" w:cs="Times New Roman"/>
+        </w:rPr>
+        <w:t xml:space="preserve"> of </w:t>
+      </w:r>
+      <w:r>
+        <w:rPr>
+          <w:rFonts w:ascii="Times New Roman" w:eastAsia="Times New Roman" w:hAnsi="Times New Roman" w:cs="Times New Roman" w:hint="cs"/>
+          <w:rtl/>
+        </w:rPr>
+        <w:t>מרדכי</w:t>
+      </w:r>
+      <w:r>
+        <w:rPr>
+          <w:rFonts w:ascii="Times New Roman" w:eastAsia="Times New Roman" w:hAnsi="Times New Roman" w:cs="Times New Roman"/>
+        </w:rPr>
+        <w:t xml:space="preserve"> and </w:t>
+      </w:r>
+      <w:r>
+        <w:rPr>
+          <w:rFonts w:ascii="Times New Roman" w:eastAsia="Times New Roman" w:hAnsi="Times New Roman" w:cs="Times New Roman" w:hint="cs"/>
+          <w:rtl/>
+        </w:rPr>
+        <w:t>אסתר</w:t>
+      </w:r>
+      <w:r>
+        <w:rPr>
+          <w:rFonts w:ascii="Times New Roman" w:eastAsia="Times New Roman" w:hAnsi="Times New Roman" w:cs="Times New Roman"/>
+        </w:rPr>
+        <w:t xml:space="preserve"> hidden in the </w:t>
+      </w:r>
+      <w:r>
+        <w:rPr>
+          <w:rFonts w:ascii="Times New Roman" w:eastAsia="Times New Roman" w:hAnsi="Times New Roman" w:cs="Times New Roman" w:hint="cs"/>
+          <w:rtl/>
+        </w:rPr>
+        <w:t>תורה</w:t>
+      </w:r>
+      <w:r>
+        <w:rPr>
+          <w:rFonts w:ascii="Times New Roman" w:eastAsia="Times New Roman" w:hAnsi="Times New Roman" w:cs="Times New Roman"/>
+        </w:rPr>
+        <w:t>. She listened intently, then excused herself and went to her room. The next morning, we saw her</w:t>
       </w:r>
       <w:r>
         <w:rPr>
@@ -1546,362 +1569,7 @@
         <w:rPr>
           <w:rFonts w:ascii="Times New Roman" w:eastAsia="Times New Roman" w:hAnsi="Times New Roman" w:cs="Times New Roman"/>
         </w:rPr>
-        <w:t>it wasn</w:t>
-      </w:r>
-      <w:r>
-        <w:rPr>
-          <w:rFonts w:ascii="Times New Roman" w:eastAsia="Times New Roman" w:hAnsi="Times New Roman" w:cs="Times New Roman"/>
-        </w:rPr>
-        <w:t>’</w:t>
-      </w:r>
-      <w:r>
-        <w:rPr>
-          <w:rFonts w:ascii="Times New Roman" w:eastAsia="Times New Roman" w:hAnsi="Times New Roman" w:cs="Times New Roman"/>
-        </w:rPr>
-        <w:t>t just for fun.</w:t>
-      </w:r>
-      <w:r>
-        <w:rPr>
-          <w:rFonts w:ascii="Times New Roman" w:eastAsia="Times New Roman" w:hAnsi="Times New Roman" w:cs="Times New Roman"/>
-        </w:rPr>
-        <w:t xml:space="preserve"> </w:t>
-      </w:r>
-      <w:r>
-        <w:rPr>
-          <w:rFonts w:ascii="Times New Roman" w:eastAsia="Times New Roman" w:hAnsi="Times New Roman" w:cs="Times New Roman"/>
-        </w:rPr>
-        <w:t>A number of years later, we invited a young woman to our home. She was exceptionally intelligent</w:t>
-      </w:r>
-      <w:r>
-        <w:rPr>
-          <w:rFonts w:ascii="Times New Roman" w:eastAsia="Times New Roman" w:hAnsi="Times New Roman" w:cs="Times New Roman"/>
-        </w:rPr>
-        <w:t xml:space="preserve"> - </w:t>
-      </w:r>
-      <w:r>
-        <w:rPr>
-          <w:rFonts w:ascii="Times New Roman" w:eastAsia="Times New Roman" w:hAnsi="Times New Roman" w:cs="Times New Roman"/>
-        </w:rPr>
-        <w:t>brilliant, in fact</w:t>
-      </w:r>
-      <w:r>
-        <w:rPr>
-          <w:rFonts w:ascii="Times New Roman" w:eastAsia="Times New Roman" w:hAnsi="Times New Roman" w:cs="Times New Roman"/>
-        </w:rPr>
-        <w:t xml:space="preserve"> - </w:t>
-      </w:r>
-      <w:r>
-        <w:rPr>
-          <w:rFonts w:ascii="Times New Roman" w:eastAsia="Times New Roman" w:hAnsi="Times New Roman" w:cs="Times New Roman"/>
-        </w:rPr>
-        <w:t xml:space="preserve">but struggling tremendously with </w:t>
-      </w:r>
-      <w:r>
-        <w:rPr>
-          <w:rFonts w:ascii="Times New Roman" w:eastAsia="Times New Roman" w:hAnsi="Times New Roman" w:cs="Times New Roman" w:hint="cs"/>
-          <w:rtl/>
-        </w:rPr>
-        <w:t>יידישקייט</w:t>
-      </w:r>
-      <w:r>
-        <w:rPr>
-          <w:rFonts w:ascii="Times New Roman" w:eastAsia="Times New Roman" w:hAnsi="Times New Roman" w:cs="Times New Roman"/>
-        </w:rPr>
-        <w:t xml:space="preserve">. She wanted to become </w:t>
-      </w:r>
-      <w:proofErr w:type="spellStart"/>
-      <w:r>
-        <w:rPr>
-          <w:rFonts w:ascii="Times New Roman" w:eastAsia="Times New Roman" w:hAnsi="Times New Roman" w:cs="Times New Roman"/>
-        </w:rPr>
-        <w:t>frum</w:t>
-      </w:r>
-      <w:proofErr w:type="spellEnd"/>
-      <w:r>
-        <w:rPr>
-          <w:rFonts w:ascii="Times New Roman" w:eastAsia="Times New Roman" w:hAnsi="Times New Roman" w:cs="Times New Roman"/>
-        </w:rPr>
-        <w:t xml:space="preserve">, but she had endless questions, and the </w:t>
-      </w:r>
-      <w:r>
-        <w:rPr>
-          <w:rFonts w:ascii="Times New Roman" w:eastAsia="Times New Roman" w:hAnsi="Times New Roman" w:cs="Times New Roman" w:hint="cs"/>
-          <w:rtl/>
-        </w:rPr>
-        <w:t>רבנים</w:t>
-      </w:r>
-      <w:r>
-        <w:rPr>
-          <w:rFonts w:ascii="Times New Roman" w:eastAsia="Times New Roman" w:hAnsi="Times New Roman" w:cs="Times New Roman"/>
-        </w:rPr>
-        <w:t xml:space="preserve"> she spoke with couldn</w:t>
-      </w:r>
-      <w:r>
-        <w:rPr>
-          <w:rFonts w:ascii="Times New Roman" w:eastAsia="Times New Roman" w:hAnsi="Times New Roman" w:cs="Times New Roman"/>
-        </w:rPr>
-        <w:t>’</w:t>
-      </w:r>
-      <w:r>
-        <w:rPr>
-          <w:rFonts w:ascii="Times New Roman" w:eastAsia="Times New Roman" w:hAnsi="Times New Roman" w:cs="Times New Roman"/>
-        </w:rPr>
-        <w:t>t handle her. They sent her to us because they felt she was too difficult for them.</w:t>
-      </w:r>
-      <w:r>
-        <w:rPr>
-          <w:rFonts w:ascii="Times New Roman" w:eastAsia="Times New Roman" w:hAnsi="Times New Roman" w:cs="Times New Roman"/>
-        </w:rPr>
-        <w:t xml:space="preserve"> </w:t>
-      </w:r>
-      <w:r>
-        <w:rPr>
-          <w:rFonts w:ascii="Times New Roman" w:eastAsia="Times New Roman" w:hAnsi="Times New Roman" w:cs="Times New Roman"/>
-        </w:rPr>
-        <w:t xml:space="preserve">After the </w:t>
-      </w:r>
-      <w:r>
-        <w:rPr>
-          <w:rFonts w:ascii="Times New Roman" w:eastAsia="Times New Roman" w:hAnsi="Times New Roman" w:cs="Times New Roman" w:hint="cs"/>
-          <w:rtl/>
-        </w:rPr>
-        <w:t>סעודה</w:t>
-      </w:r>
-      <w:r>
-        <w:rPr>
-          <w:rFonts w:ascii="Times New Roman" w:eastAsia="Times New Roman" w:hAnsi="Times New Roman" w:cs="Times New Roman"/>
-        </w:rPr>
-        <w:t>, she started asking me a series of difficult questions. One of her primary struggles was that she simply couldn</w:t>
-      </w:r>
-      <w:r>
-        <w:rPr>
-          <w:rFonts w:ascii="Times New Roman" w:eastAsia="Times New Roman" w:hAnsi="Times New Roman" w:cs="Times New Roman"/>
-        </w:rPr>
-        <w:t>’</w:t>
-      </w:r>
-      <w:r>
-        <w:rPr>
-          <w:rFonts w:ascii="Times New Roman" w:eastAsia="Times New Roman" w:hAnsi="Times New Roman" w:cs="Times New Roman"/>
-        </w:rPr>
-        <w:t xml:space="preserve">t believe that the </w:t>
-      </w:r>
-      <w:r>
-        <w:rPr>
-          <w:rFonts w:ascii="Times New Roman" w:eastAsia="Times New Roman" w:hAnsi="Times New Roman" w:cs="Times New Roman" w:hint="cs"/>
-          <w:rtl/>
-        </w:rPr>
-        <w:t>תורה</w:t>
-      </w:r>
-      <w:r>
-        <w:rPr>
-          <w:rFonts w:ascii="Times New Roman" w:eastAsia="Times New Roman" w:hAnsi="Times New Roman" w:cs="Times New Roman"/>
-        </w:rPr>
-        <w:t xml:space="preserve"> came from </w:t>
-      </w:r>
-      <w:r>
-        <w:rPr>
-          <w:rFonts w:ascii="Times New Roman" w:eastAsia="Times New Roman" w:hAnsi="Times New Roman" w:cs="Times New Roman" w:hint="cs"/>
-          <w:rtl/>
-        </w:rPr>
-        <w:t>שמים</w:t>
-      </w:r>
-      <w:r>
-        <w:rPr>
-          <w:rFonts w:ascii="Times New Roman" w:eastAsia="Times New Roman" w:hAnsi="Times New Roman" w:cs="Times New Roman"/>
-        </w:rPr>
-        <w:t>. She insisted it was impossible to accept.</w:t>
-      </w:r>
-      <w:r>
-        <w:rPr>
-          <w:rFonts w:ascii="Times New Roman" w:eastAsia="Times New Roman" w:hAnsi="Times New Roman" w:cs="Times New Roman"/>
-        </w:rPr>
-        <w:t xml:space="preserve"> </w:t>
-      </w:r>
-      <w:r>
-        <w:rPr>
-          <w:rFonts w:ascii="Times New Roman" w:eastAsia="Times New Roman" w:hAnsi="Times New Roman" w:cs="Times New Roman"/>
-        </w:rPr>
-        <w:t>I was racking my brains, trying to think of what to say, and suddenly, I remembered R</w:t>
-      </w:r>
-      <w:r>
-        <w:rPr>
-          <w:rFonts w:ascii="Times New Roman" w:eastAsia="Times New Roman" w:hAnsi="Times New Roman" w:cs="Times New Roman"/>
-        </w:rPr>
-        <w:t>’</w:t>
-      </w:r>
-      <w:r>
-        <w:rPr>
-          <w:rFonts w:ascii="Times New Roman" w:eastAsia="Times New Roman" w:hAnsi="Times New Roman" w:cs="Times New Roman"/>
-        </w:rPr>
-        <w:t xml:space="preserve"> </w:t>
-      </w:r>
-      <w:proofErr w:type="spellStart"/>
-      <w:r>
-        <w:rPr>
-          <w:rFonts w:ascii="Times New Roman" w:eastAsia="Times New Roman" w:hAnsi="Times New Roman" w:cs="Times New Roman"/>
-        </w:rPr>
-        <w:t>Weissmandl</w:t>
-      </w:r>
-      <w:r>
-        <w:rPr>
-          <w:rFonts w:ascii="Times New Roman" w:eastAsia="Times New Roman" w:hAnsi="Times New Roman" w:cs="Times New Roman"/>
-        </w:rPr>
-        <w:t>’</w:t>
-      </w:r>
-      <w:r>
-        <w:rPr>
-          <w:rFonts w:ascii="Times New Roman" w:eastAsia="Times New Roman" w:hAnsi="Times New Roman" w:cs="Times New Roman"/>
-        </w:rPr>
-        <w:t>s</w:t>
-      </w:r>
-      <w:proofErr w:type="spellEnd"/>
-      <w:r>
-        <w:rPr>
-          <w:rFonts w:ascii="Times New Roman" w:eastAsia="Times New Roman" w:hAnsi="Times New Roman" w:cs="Times New Roman"/>
-        </w:rPr>
-        <w:t xml:space="preserve"> </w:t>
-      </w:r>
-      <w:proofErr w:type="spellStart"/>
-      <w:r>
-        <w:rPr>
-          <w:rFonts w:ascii="Times New Roman" w:eastAsia="Times New Roman" w:hAnsi="Times New Roman" w:cs="Times New Roman"/>
-        </w:rPr>
-        <w:t>vort</w:t>
-      </w:r>
-      <w:proofErr w:type="spellEnd"/>
-      <w:r>
-        <w:rPr>
-          <w:rFonts w:ascii="Times New Roman" w:eastAsia="Times New Roman" w:hAnsi="Times New Roman" w:cs="Times New Roman"/>
-        </w:rPr>
-        <w:t xml:space="preserve">. I told her about the </w:t>
-      </w:r>
-      <w:r>
-        <w:rPr>
-          <w:rFonts w:ascii="Times New Roman" w:eastAsia="Times New Roman" w:hAnsi="Times New Roman" w:cs="Times New Roman" w:hint="cs"/>
-          <w:rtl/>
-        </w:rPr>
-        <w:t>ענין</w:t>
-      </w:r>
-      <w:r>
-        <w:rPr>
-          <w:rFonts w:ascii="Times New Roman" w:eastAsia="Times New Roman" w:hAnsi="Times New Roman" w:cs="Times New Roman"/>
-        </w:rPr>
-        <w:t xml:space="preserve"> of </w:t>
-      </w:r>
-      <w:r>
-        <w:rPr>
-          <w:rFonts w:ascii="Times New Roman" w:eastAsia="Times New Roman" w:hAnsi="Times New Roman" w:cs="Times New Roman" w:hint="cs"/>
-          <w:rtl/>
-        </w:rPr>
-        <w:t>פורים</w:t>
-      </w:r>
-      <w:r>
-        <w:rPr>
-          <w:rFonts w:ascii="Times New Roman" w:eastAsia="Times New Roman" w:hAnsi="Times New Roman" w:cs="Times New Roman"/>
-        </w:rPr>
-        <w:t xml:space="preserve"> and shared with her the incredible </w:t>
-      </w:r>
-      <w:r>
-        <w:rPr>
-          <w:rFonts w:ascii="Times New Roman" w:eastAsia="Times New Roman" w:hAnsi="Times New Roman" w:cs="Times New Roman" w:hint="cs"/>
-          <w:rtl/>
-        </w:rPr>
-        <w:t>רמזים</w:t>
-      </w:r>
-      <w:r>
-        <w:rPr>
-          <w:rFonts w:ascii="Times New Roman" w:eastAsia="Times New Roman" w:hAnsi="Times New Roman" w:cs="Times New Roman"/>
-        </w:rPr>
-        <w:t xml:space="preserve"> of </w:t>
-      </w:r>
-      <w:r>
-        <w:rPr>
-          <w:rFonts w:ascii="Times New Roman" w:eastAsia="Times New Roman" w:hAnsi="Times New Roman" w:cs="Times New Roman" w:hint="cs"/>
-          <w:rtl/>
-        </w:rPr>
-        <w:t>מרדכי</w:t>
-      </w:r>
-      <w:r>
-        <w:rPr>
-          <w:rFonts w:ascii="Times New Roman" w:eastAsia="Times New Roman" w:hAnsi="Times New Roman" w:cs="Times New Roman"/>
-        </w:rPr>
-        <w:t xml:space="preserve"> and </w:t>
-      </w:r>
-      <w:r>
-        <w:rPr>
-          <w:rFonts w:ascii="Times New Roman" w:eastAsia="Times New Roman" w:hAnsi="Times New Roman" w:cs="Times New Roman" w:hint="cs"/>
-          <w:rtl/>
-        </w:rPr>
-        <w:t>אסתר</w:t>
-      </w:r>
-      <w:r>
-        <w:rPr>
-          <w:rFonts w:ascii="Times New Roman" w:eastAsia="Times New Roman" w:hAnsi="Times New Roman" w:cs="Times New Roman"/>
-        </w:rPr>
-        <w:t xml:space="preserve"> hidden in the </w:t>
-      </w:r>
-      <w:r>
-        <w:rPr>
-          <w:rFonts w:ascii="Times New Roman" w:eastAsia="Times New Roman" w:hAnsi="Times New Roman" w:cs="Times New Roman" w:hint="cs"/>
-          <w:rtl/>
-        </w:rPr>
-        <w:t>תורה</w:t>
-      </w:r>
-      <w:r>
-        <w:rPr>
-          <w:rFonts w:ascii="Times New Roman" w:eastAsia="Times New Roman" w:hAnsi="Times New Roman" w:cs="Times New Roman"/>
-        </w:rPr>
-        <w:t>.</w:t>
-      </w:r>
-      <w:r>
-        <w:rPr>
-          <w:rFonts w:ascii="Times New Roman" w:eastAsia="Times New Roman" w:hAnsi="Times New Roman" w:cs="Times New Roman"/>
-        </w:rPr>
-        <w:t xml:space="preserve"> </w:t>
-      </w:r>
-      <w:r>
-        <w:rPr>
-          <w:rFonts w:ascii="Times New Roman" w:eastAsia="Times New Roman" w:hAnsi="Times New Roman" w:cs="Times New Roman"/>
-        </w:rPr>
-        <w:t>She listened intently, then excused herself and went to her room.</w:t>
-      </w:r>
-      <w:r>
-        <w:rPr>
-          <w:rFonts w:ascii="Times New Roman" w:eastAsia="Times New Roman" w:hAnsi="Times New Roman" w:cs="Times New Roman"/>
-        </w:rPr>
-        <w:t xml:space="preserve"> </w:t>
-      </w:r>
-      <w:r>
-        <w:rPr>
-          <w:rFonts w:ascii="Times New Roman" w:eastAsia="Times New Roman" w:hAnsi="Times New Roman" w:cs="Times New Roman"/>
-        </w:rPr>
-        <w:t>The next morning, we saw her</w:t>
-      </w:r>
-      <w:r>
-        <w:rPr>
-          <w:rFonts w:ascii="Times New Roman" w:eastAsia="Times New Roman" w:hAnsi="Times New Roman" w:cs="Times New Roman"/>
-        </w:rPr>
-        <w:t xml:space="preserve"> - </w:t>
-      </w:r>
-      <w:r>
-        <w:rPr>
-          <w:rFonts w:ascii="Times New Roman" w:eastAsia="Times New Roman" w:hAnsi="Times New Roman" w:cs="Times New Roman"/>
-        </w:rPr>
-        <w:t xml:space="preserve">her eyes were bloodshot, and she looked completely exhausted. She told us she had spent the entire night on her computer, analyzing this </w:t>
-      </w:r>
-      <w:proofErr w:type="spellStart"/>
-      <w:r>
-        <w:rPr>
-          <w:rFonts w:ascii="Times New Roman" w:eastAsia="Times New Roman" w:hAnsi="Times New Roman" w:cs="Times New Roman"/>
-        </w:rPr>
-        <w:t>vort</w:t>
-      </w:r>
-      <w:proofErr w:type="spellEnd"/>
-      <w:r>
-        <w:rPr>
-          <w:rFonts w:ascii="Times New Roman" w:eastAsia="Times New Roman" w:hAnsi="Times New Roman" w:cs="Times New Roman"/>
-        </w:rPr>
-        <w:t xml:space="preserve">. After hours of calculations and research, she reached a conclusion: </w:t>
+        <w:t xml:space="preserve">her eyes were bloodshot, and she looked completely exhausted. She told us she had spent the entire night on her computer, analyzing this vort. After hours of calculations and research, she reached a conclusion: </w:t>
       </w:r>
       <w:r>
         <w:rPr>
@@ -1925,19 +1593,7 @@
         <w:rPr>
           <w:rFonts w:ascii="Times New Roman" w:eastAsia="Times New Roman" w:hAnsi="Times New Roman" w:cs="Times New Roman"/>
         </w:rPr>
-        <w:t xml:space="preserve"> </w:t>
-      </w:r>
-      <w:r>
-        <w:rPr>
-          <w:rFonts w:ascii="Times New Roman" w:eastAsia="Times New Roman" w:hAnsi="Times New Roman" w:cs="Times New Roman"/>
-        </w:rPr>
-        <w:t>And then, she left.</w:t>
-      </w:r>
-      <w:r>
-        <w:rPr>
-          <w:rFonts w:ascii="Times New Roman" w:eastAsia="Times New Roman" w:hAnsi="Times New Roman" w:cs="Times New Roman"/>
-        </w:rPr>
-        <w:t>”</w:t>
+        <w:t xml:space="preserve"> And then, she left.”</w:t>
       </w:r>
     </w:p>
     <w:p>
@@ -2037,7 +1693,19 @@
         <w:rPr>
           <w:rFonts w:ascii="Times New Roman" w:eastAsia="Times New Roman" w:hAnsi="Times New Roman" w:cs="Times New Roman"/>
         </w:rPr>
-        <w:t xml:space="preserve"> Greenwald!” I said “E</w:t>
+        <w:t xml:space="preserve"> Greenwald!” I said</w:t>
+      </w:r>
+      <w:r>
+        <w:rPr>
+          <w:rFonts w:ascii="Times New Roman" w:eastAsia="Times New Roman" w:hAnsi="Times New Roman" w:cs="Times New Roman"/>
+        </w:rPr>
+        <w:t>,</w:t>
+      </w:r>
+      <w:r>
+        <w:rPr>
+          <w:rFonts w:ascii="Times New Roman" w:eastAsia="Times New Roman" w:hAnsi="Times New Roman" w:cs="Times New Roman"/>
+        </w:rPr>
+        <w:t xml:space="preserve"> “E</w:t>
       </w:r>
       <w:r>
         <w:rPr>

--- a/Files/06 - Yom Tov/19 - Purim/5783/Story Purim 5783/Story Purim 5783.docx
+++ b/Files/06 - Yom Tov/19 - Purim/5783/Story Purim 5783/Story Purim 5783.docx
@@ -750,7 +750,7 @@
           <w:rFonts w:ascii="Times New Roman" w:eastAsia="Times New Roman" w:hAnsi="Times New Roman" w:cs="Times New Roman"/>
           <w:rtl/>
         </w:rPr>
-        <w:t>חז"ל</w:t>
+        <w:t>חז״ל</w:t>
       </w:r>
       <w:r>
         <w:rPr>
@@ -776,7 +776,7 @@
           <w:rFonts w:ascii="Times New Roman" w:eastAsia="Times New Roman" w:hAnsi="Times New Roman" w:cs="Times New Roman"/>
           <w:rtl/>
         </w:rPr>
-        <w:t>"</w:t>
+        <w:t>״</w:t>
       </w:r>
       <w:r>
         <w:rPr>
